--- a/Arquitectura de Sistemas Computacionales/Kit docente/Clase 1/Quiz Clase 1 - Introduccion a arquitecturas cloud.docx
+++ b/Arquitectura de Sistemas Computacionales/Kit docente/Clase 1/Quiz Clase 1 - Introduccion a arquitecturas cloud.docx
@@ -76,7 +76,7 @@
           <w:color w:val="2B2B2B"/>
           <w:sz w:val="22"/>
         </w:rPr>
-        <w:t>¿Qué diferencia principal hay entre «tener un servidor en un cuarto» y un diseño cloud?</w:t>
+        <w:t>¿Qué hace que un dominio sea concreto y no genérico?</w:t>
       </w:r>
     </w:p>
     <w:p>
